--- a/backend/prisma/seed-assets/legacy-docx/bien_nhan_don_thu_mau.docx
+++ b/backend/prisma/seed-assets/legacy-docx/bien_nhan_don_thu_mau.docx
@@ -726,7 +726,7 @@
           <w:color w:val="000000"/>
           <w:spacing w:val="-2"/>
         </w:rPr>
-        <w:t xml:space="preserve">      </w:t>
+        <w:t>${gio}</w:t>
       </w:r>
       <w:r>
         <w:rPr>
@@ -750,7 +750,7 @@
           <w:color w:val="000000"/>
           <w:spacing w:val="-2"/>
         </w:rPr>
-        <w:t xml:space="preserve">     </w:t>
+        <w:t>${phut}</w:t>
       </w:r>
       <w:r>
         <w:rPr>
